--- a/rus/docx/43.content.docx
+++ b/rus/docx/43.content.docx
@@ -19,7 +19,7 @@
         <w:rPr>
           <w:lang w:val="ru_RU" w:bidi="ru_RU"/>
         </w:rPr>
-        <w:t>Resource: Заметки к учебнику - Вступления к книгам (Тиндейл)</w:t>
+        <w:t>Resource: Tyndale Open Study Notes</w:t>
       </w:r>
       <w:r>
         <w:rPr>
@@ -112,7 +112,7 @@
         <w:rPr>
           <w:lang w:val="ru_RU" w:bidi="ru_RU"/>
         </w:rPr>
-        <w:t>Заметки к учебнику - Вступления к книгам (Тиндейл)</w:t>
+        <w:t>Tyndale Open Study Notes</w:t>
       </w:r>
     </w:p>
     <w:p>

--- a/rus/docx/43.content.docx
+++ b/rus/docx/43.content.docx
@@ -19,7 +19,7 @@
         <w:rPr>
           <w:lang w:val="ru_RU" w:bidi="ru_RU"/>
         </w:rPr>
-        <w:t>Resource: Tyndale Open Study Notes</w:t>
+        <w:t>Resource: Aquifer Open Study Notes (Book Intros)</w:t>
       </w:r>
       <w:r>
         <w:rPr>
@@ -112,7 +112,7 @@
         <w:rPr>
           <w:lang w:val="ru_RU" w:bidi="ru_RU"/>
         </w:rPr>
-        <w:t>Tyndale Open Study Notes</w:t>
+        <w:t>Aquifer Open Study Notes (Book Intros)</w:t>
       </w:r>
     </w:p>
     <w:p>

--- a/rus/docx/43.content.docx
+++ b/rus/docx/43.content.docx
@@ -272,72 +272,48 @@
         </w:rPr>
         <w:t>Иоанн, прежде всего, хотел, чтобы его последователи уверовали в то, что Иисус Христос – Сын Божий (</w:t>
       </w:r>
-      <w:hyperlink r:id="rId13">
-        <w:r>
-          <w:rPr>
-            <w:lang w:val="ru_RU" w:bidi="ru_RU"/>
-          </w:rPr>
-          <w:rPr>
-            <w:color w:val="0000EE"/>
-            <w:u w:val="single"/>
-          </w:rPr>
-          <w:t>Ин. 20:31</w:t>
-        </w:r>
-      </w:hyperlink>
+      <w:r>
+        <w:rPr>
+          <w:lang w:val="ru_RU" w:bidi="ru_RU"/>
+        </w:rPr>
+        <w:t>Ин. 20:31</w:t>
+      </w:r>
       <w:r>
         <w:rPr>
           <w:lang w:val="ru_RU" w:bidi="ru_RU"/>
         </w:rPr>
         <w:t>). Ведь они не получили такой привилегии, как он — быть свидетелями многочисленных знамений и чудес Иисуса (</w:t>
       </w:r>
-      <w:hyperlink r:id="rId14">
-        <w:r>
-          <w:rPr>
-            <w:lang w:val="ru_RU" w:bidi="ru_RU"/>
-          </w:rPr>
-          <w:rPr>
-            <w:color w:val="0000EE"/>
-            <w:u w:val="single"/>
-          </w:rPr>
-          <w:t>Ин. 20:29</w:t>
-        </w:r>
-      </w:hyperlink>
+      <w:r>
+        <w:rPr>
+          <w:lang w:val="ru_RU" w:bidi="ru_RU"/>
+        </w:rPr>
+        <w:t>Ин. 20:29</w:t>
+      </w:r>
       <w:r>
         <w:rPr>
           <w:lang w:val="ru_RU" w:bidi="ru_RU"/>
         </w:rPr>
         <w:t>). Авторитет Иоанна и его глубокий опыт общения с Иисусом проявляются в каждой рассказанной им истории. Будучи очевидцем жизни Иисуса (</w:t>
       </w:r>
-      <w:hyperlink r:id="rId15">
-        <w:r>
-          <w:rPr>
-            <w:lang w:val="ru_RU" w:bidi="ru_RU"/>
-          </w:rPr>
-          <w:rPr>
-            <w:color w:val="0000EE"/>
-            <w:u w:val="single"/>
-          </w:rPr>
-          <w:t>Ин. 19:35</w:t>
-        </w:r>
-      </w:hyperlink>
+      <w:r>
+        <w:rPr>
+          <w:lang w:val="ru_RU" w:bidi="ru_RU"/>
+        </w:rPr>
+        <w:t>Ин. 19:35</w:t>
+      </w:r>
       <w:r>
         <w:rPr>
           <w:lang w:val="ru_RU" w:bidi="ru_RU"/>
         </w:rPr>
         <w:t xml:space="preserve">), Иоанн слышал, видел и прикасался к Слову жизни (см. </w:t>
       </w:r>
-      <w:hyperlink r:id="rId16">
-        <w:r>
-          <w:rPr>
-            <w:lang w:val="ru_RU" w:bidi="ru_RU"/>
-          </w:rPr>
-          <w:rPr>
-            <w:color w:val="0000EE"/>
-            <w:u w:val="single"/>
-          </w:rPr>
-          <w:t>1 Ин. 1:1–4</w:t>
-        </w:r>
-      </w:hyperlink>
+      <w:r>
+        <w:rPr>
+          <w:lang w:val="ru_RU" w:bidi="ru_RU"/>
+        </w:rPr>
+        <w:t>1 Ин. 1:1–4</w:t>
+      </w:r>
       <w:r>
         <w:rPr>
           <w:lang w:val="ru_RU" w:bidi="ru_RU"/>
@@ -372,54 +348,36 @@
         </w:rPr>
         <w:t xml:space="preserve">Напряженность росла. По мере того как рядом с синагогами росли небольшие церкви, все больше иудеев принимали христианство. Противодействие христианским верующим было неизбежным. Но Иоанн поддерживал церковь во время ужасных гонений и конфликтов. Когда казалось, что борьба зарождающейся церкви с престижной общиной синагоги захлестнет их, Иоанн мужественно свидетельствовал о служении Иисуса Христа. Когда позже лжеучителя привели церковь к внутренним разногласиям и конфликтам, Иоанн вновь укрепил общину. Через свои послания, призванные ободрять и увещевать (см. </w:t>
       </w:r>
-      <w:hyperlink r:id="rId17">
-        <w:r>
-          <w:rPr>
-            <w:lang w:val="ru_RU" w:bidi="ru_RU"/>
-          </w:rPr>
-          <w:rPr>
-            <w:color w:val="0000EE"/>
-            <w:u w:val="single"/>
-          </w:rPr>
-          <w:t>1</w:t>
-        </w:r>
-      </w:hyperlink>
+      <w:r>
+        <w:rPr>
+          <w:lang w:val="ru_RU" w:bidi="ru_RU"/>
+        </w:rPr>
+        <w:t>1</w:t>
+      </w:r>
       <w:r>
         <w:rPr>
           <w:lang w:val="ru_RU" w:bidi="ru_RU"/>
         </w:rPr>
         <w:t xml:space="preserve">, </w:t>
       </w:r>
-      <w:hyperlink r:id="rId18">
-        <w:r>
-          <w:rPr>
-            <w:lang w:val="ru_RU" w:bidi="ru_RU"/>
-          </w:rPr>
-          <w:rPr>
-            <w:color w:val="0000EE"/>
-            <w:u w:val="single"/>
-          </w:rPr>
-          <w:t>2</w:t>
-        </w:r>
-      </w:hyperlink>
+      <w:r>
+        <w:rPr>
+          <w:lang w:val="ru_RU" w:bidi="ru_RU"/>
+        </w:rPr>
+        <w:t>2</w:t>
+      </w:r>
       <w:r>
         <w:rPr>
           <w:lang w:val="ru_RU" w:bidi="ru_RU"/>
         </w:rPr>
         <w:t xml:space="preserve">, и </w:t>
       </w:r>
-      <w:hyperlink r:id="rId19">
-        <w:r>
-          <w:rPr>
-            <w:lang w:val="ru_RU" w:bidi="ru_RU"/>
-          </w:rPr>
-          <w:rPr>
-            <w:color w:val="0000EE"/>
-            <w:u w:val="single"/>
-          </w:rPr>
-          <w:t>3 Ин.</w:t>
-        </w:r>
-      </w:hyperlink>
+      <w:r>
+        <w:rPr>
+          <w:lang w:val="ru_RU" w:bidi="ru_RU"/>
+        </w:rPr>
+        <w:t>3 Ин.</w:t>
+      </w:r>
       <w:r>
         <w:rPr>
           <w:lang w:val="ru_RU" w:bidi="ru_RU"/>
@@ -465,36 +423,24 @@
         </w:rPr>
         <w:t xml:space="preserve">Иоанн разделил свое Евангелие на две основные части, который состоят из </w:t>
       </w:r>
-      <w:hyperlink r:id="rId20">
-        <w:r>
-          <w:rPr>
-            <w:lang w:val="ru_RU" w:bidi="ru_RU"/>
-          </w:rPr>
-          <w:rPr>
-            <w:color w:val="0000EE"/>
-            <w:u w:val="single"/>
-          </w:rPr>
-          <w:t>глав 1–12</w:t>
-        </w:r>
-      </w:hyperlink>
+      <w:r>
+        <w:rPr>
+          <w:lang w:val="ru_RU" w:bidi="ru_RU"/>
+        </w:rPr>
+        <w:t>глав 1–12</w:t>
+      </w:r>
       <w:r>
         <w:rPr>
           <w:lang w:val="ru_RU" w:bidi="ru_RU"/>
         </w:rPr>
         <w:t xml:space="preserve"> и </w:t>
       </w:r>
-      <w:hyperlink r:id="rId21">
-        <w:r>
-          <w:rPr>
-            <w:lang w:val="ru_RU" w:bidi="ru_RU"/>
-          </w:rPr>
-          <w:rPr>
-            <w:color w:val="0000EE"/>
-            <w:u w:val="single"/>
-          </w:rPr>
-          <w:t>13–21</w:t>
-        </w:r>
-      </w:hyperlink>
+      <w:r>
+        <w:rPr>
+          <w:lang w:val="ru_RU" w:bidi="ru_RU"/>
+        </w:rPr>
+        <w:t>13–21</w:t>
+      </w:r>
       <w:r>
         <w:rPr>
           <w:lang w:val="ru_RU" w:bidi="ru_RU"/>
@@ -515,54 +461,36 @@
         </w:rPr>
         <w:t>Главы 1–12. В прологе Евангелия (</w:t>
       </w:r>
-      <w:hyperlink r:id="rId22">
-        <w:r>
-          <w:rPr>
-            <w:lang w:val="ru_RU" w:bidi="ru_RU"/>
-          </w:rPr>
-          <w:rPr>
-            <w:color w:val="0000EE"/>
-            <w:u w:val="single"/>
-          </w:rPr>
-          <w:t>1:1–18</w:t>
-        </w:r>
-      </w:hyperlink>
+      <w:r>
+        <w:rPr>
+          <w:lang w:val="ru_RU" w:bidi="ru_RU"/>
+        </w:rPr>
+        <w:t>1:1–18</w:t>
+      </w:r>
       <w:r>
         <w:rPr>
           <w:lang w:val="ru_RU" w:bidi="ru_RU"/>
         </w:rPr>
         <w:t>) искусно изложена история прихода Слова Божьего в мир. Иисус крестился и призвал Своих первых последователей (</w:t>
       </w:r>
-      <w:hyperlink r:id="rId23">
-        <w:r>
-          <w:rPr>
-            <w:lang w:val="ru_RU" w:bidi="ru_RU"/>
-          </w:rPr>
-          <w:rPr>
-            <w:color w:val="0000EE"/>
-            <w:u w:val="single"/>
-          </w:rPr>
-          <w:t>1:19–51</w:t>
-        </w:r>
-      </w:hyperlink>
+      <w:r>
+        <w:rPr>
+          <w:lang w:val="ru_RU" w:bidi="ru_RU"/>
+        </w:rPr>
+        <w:t>1:19–51</w:t>
+      </w:r>
       <w:r>
         <w:rPr>
           <w:lang w:val="ru_RU" w:bidi="ru_RU"/>
         </w:rPr>
         <w:t>). Затем следует череда удивительных событий (</w:t>
       </w:r>
-      <w:hyperlink r:id="rId24">
-        <w:r>
-          <w:rPr>
-            <w:lang w:val="ru_RU" w:bidi="ru_RU"/>
-          </w:rPr>
-          <w:rPr>
-            <w:color w:val="0000EE"/>
-            <w:u w:val="single"/>
-          </w:rPr>
-          <w:t>главы 2–4</w:t>
-        </w:r>
-      </w:hyperlink>
+      <w:r>
+        <w:rPr>
+          <w:lang w:val="ru_RU" w:bidi="ru_RU"/>
+        </w:rPr>
+        <w:t>главы 2–4</w:t>
+      </w:r>
       <w:r>
         <w:rPr>
           <w:lang w:val="ru_RU" w:bidi="ru_RU"/>
@@ -583,18 +511,12 @@
         </w:rPr>
         <w:t>В следующей части (</w:t>
       </w:r>
-      <w:hyperlink r:id="rId25">
-        <w:r>
-          <w:rPr>
-            <w:lang w:val="ru_RU" w:bidi="ru_RU"/>
-          </w:rPr>
-          <w:rPr>
-            <w:color w:val="0000EE"/>
-            <w:u w:val="single"/>
-          </w:rPr>
-          <w:t>гл. 5–10</w:t>
-        </w:r>
-      </w:hyperlink>
+      <w:r>
+        <w:rPr>
+          <w:lang w:val="ru_RU" w:bidi="ru_RU"/>
+        </w:rPr>
+        <w:t>гл. 5–10</w:t>
+      </w:r>
       <w:r>
         <w:rPr>
           <w:lang w:val="ru_RU" w:bidi="ru_RU"/>
@@ -615,36 +537,24 @@
         </w:rPr>
         <w:t>Затем Иисус начал готовиться к Своей смерти и воскресению. Иоанн описывает прибытие Иисуса в Вифанию, город к востоку от Иерусалима (</w:t>
       </w:r>
-      <w:hyperlink r:id="rId26">
-        <w:r>
-          <w:rPr>
-            <w:lang w:val="ru_RU" w:bidi="ru_RU"/>
-          </w:rPr>
-          <w:rPr>
-            <w:color w:val="0000EE"/>
-            <w:u w:val="single"/>
-          </w:rPr>
-          <w:t>гл. 11</w:t>
-        </w:r>
-      </w:hyperlink>
+      <w:r>
+        <w:rPr>
+          <w:lang w:val="ru_RU" w:bidi="ru_RU"/>
+        </w:rPr>
+        <w:t>гл. 11</w:t>
+      </w:r>
       <w:r>
         <w:rPr>
           <w:lang w:val="ru_RU" w:bidi="ru_RU"/>
         </w:rPr>
         <w:t>). Его друг Лазарь умер, но Иисус воскресил его к жизни. После этого знаменательного события Иисус обратился к миру с последним публичным призывом поверить в Него и Его миссию (</w:t>
       </w:r>
-      <w:hyperlink r:id="rId27">
-        <w:r>
-          <w:rPr>
-            <w:lang w:val="ru_RU" w:bidi="ru_RU"/>
-          </w:rPr>
-          <w:rPr>
-            <w:color w:val="0000EE"/>
-            <w:u w:val="single"/>
-          </w:rPr>
-          <w:t>гл. 12</w:t>
-        </w:r>
-      </w:hyperlink>
+      <w:r>
+        <w:rPr>
+          <w:lang w:val="ru_RU" w:bidi="ru_RU"/>
+        </w:rPr>
+        <w:t>гл. 12</w:t>
+      </w:r>
       <w:r>
         <w:rPr>
           <w:lang w:val="ru_RU" w:bidi="ru_RU"/>
@@ -665,18 +575,12 @@
         </w:rPr>
         <w:t>Главы 13–21. Иоанн переходит к теме смерти и воскресения Иисуса, напоминая читателям, что крест – это не знак отчаяния, но образ славы. Иисус возвращался к Отцу, и Ему нужно было подготовить учеников к Своему уходу. На последней пасхальной трапезе Иисус поделился с учениками тем, что у Него было на сердце (</w:t>
       </w:r>
-      <w:hyperlink r:id="rId28">
-        <w:r>
-          <w:rPr>
-            <w:lang w:val="ru_RU" w:bidi="ru_RU"/>
-          </w:rPr>
-          <w:rPr>
-            <w:color w:val="0000EE"/>
-            <w:u w:val="single"/>
-          </w:rPr>
-          <w:t>гл. 13–17</w:t>
-        </w:r>
-      </w:hyperlink>
+      <w:r>
+        <w:rPr>
+          <w:lang w:val="ru_RU" w:bidi="ru_RU"/>
+        </w:rPr>
+        <w:t>гл. 13–17</w:t>
+      </w:r>
       <w:r>
         <w:rPr>
           <w:lang w:val="ru_RU" w:bidi="ru_RU"/>
@@ -697,36 +601,24 @@
         </w:rPr>
         <w:t>После пасхальной трапезы Иисус повел Своих последователей на восток от города, через долину к оливковой роще под названием Гефсимания (</w:t>
       </w:r>
-      <w:hyperlink r:id="rId29">
-        <w:r>
-          <w:rPr>
-            <w:lang w:val="ru_RU" w:bidi="ru_RU"/>
-          </w:rPr>
-          <w:rPr>
-            <w:color w:val="0000EE"/>
-            <w:u w:val="single"/>
-          </w:rPr>
-          <w:t>гл. 18</w:t>
-        </w:r>
-      </w:hyperlink>
+      <w:r>
+        <w:rPr>
+          <w:lang w:val="ru_RU" w:bidi="ru_RU"/>
+        </w:rPr>
+        <w:t>гл. 18</w:t>
+      </w:r>
       <w:r>
         <w:rPr>
           <w:lang w:val="ru_RU" w:bidi="ru_RU"/>
         </w:rPr>
         <w:t>). Согласившийся предать Иисуса Иуда вскоре появился с большой группой римских солдат и храмовой стражей. После ареста Иисус предстал перед иудейским высшим советом, где его допрашивали сначала Анна, а затем Каиафа, правящий первосвященник. К утру иудейские лидеры отвели Иисуса к римскому правителю Понтию Пилату, который задал Ему несколько вопросов относительно Его Личности. В итоге Пилат, подстрекаемый иудейскими лидерами, решил распять Иисуса (</w:t>
       </w:r>
-      <w:hyperlink r:id="rId30">
-        <w:r>
-          <w:rPr>
-            <w:lang w:val="ru_RU" w:bidi="ru_RU"/>
-          </w:rPr>
-          <w:rPr>
-            <w:color w:val="0000EE"/>
-            <w:u w:val="single"/>
-          </w:rPr>
-          <w:t>гл. 19</w:t>
-        </w:r>
-      </w:hyperlink>
+      <w:r>
+        <w:rPr>
+          <w:lang w:val="ru_RU" w:bidi="ru_RU"/>
+        </w:rPr>
+        <w:t>гл. 19</w:t>
+      </w:r>
       <w:r>
         <w:rPr>
           <w:lang w:val="ru_RU" w:bidi="ru_RU"/>
@@ -747,90 +639,60 @@
         </w:rPr>
         <w:t>Кульминацией Евангелия от Иоанна является воскресение Иисуса (</w:t>
       </w:r>
-      <w:hyperlink r:id="rId31">
-        <w:r>
-          <w:rPr>
-            <w:lang w:val="ru_RU" w:bidi="ru_RU"/>
-          </w:rPr>
-          <w:rPr>
-            <w:color w:val="0000EE"/>
-            <w:u w:val="single"/>
-          </w:rPr>
-          <w:t>гл. 20</w:t>
-        </w:r>
-      </w:hyperlink>
+      <w:r>
+        <w:rPr>
+          <w:lang w:val="ru_RU" w:bidi="ru_RU"/>
+        </w:rPr>
+        <w:t>гл. 20</w:t>
+      </w:r>
       <w:r>
         <w:rPr>
           <w:lang w:val="ru_RU" w:bidi="ru_RU"/>
         </w:rPr>
         <w:t>). Этим событием начинается серия захватывающих повествований о том, как Иисус являлся Своим последователям и ободрял их. Он даровал им Святого Духа и поручил представлять Его в мире. Затем Иисус дал Своим ученикам повеления (</w:t>
       </w:r>
-      <w:hyperlink r:id="rId32">
-        <w:r>
-          <w:rPr>
-            <w:lang w:val="ru_RU" w:bidi="ru_RU"/>
-          </w:rPr>
-          <w:rPr>
-            <w:color w:val="0000EE"/>
-            <w:u w:val="single"/>
-          </w:rPr>
-          <w:t>гл. 21</w:t>
-        </w:r>
-      </w:hyperlink>
+      <w:r>
+        <w:rPr>
+          <w:lang w:val="ru_RU" w:bidi="ru_RU"/>
+        </w:rPr>
+        <w:t>гл. 21</w:t>
+      </w:r>
       <w:r>
         <w:rPr>
           <w:lang w:val="ru_RU" w:bidi="ru_RU"/>
         </w:rPr>
         <w:t>). Он напомнил им о Своей силе (</w:t>
       </w:r>
-      <w:hyperlink r:id="rId33">
-        <w:r>
-          <w:rPr>
-            <w:lang w:val="ru_RU" w:bidi="ru_RU"/>
-          </w:rPr>
-          <w:rPr>
-            <w:color w:val="0000EE"/>
-            <w:u w:val="single"/>
-          </w:rPr>
-          <w:t>21:1–14</w:t>
-        </w:r>
-      </w:hyperlink>
+      <w:r>
+        <w:rPr>
+          <w:lang w:val="ru_RU" w:bidi="ru_RU"/>
+        </w:rPr>
+        <w:t>21:1–14</w:t>
+      </w:r>
       <w:r>
         <w:rPr>
           <w:lang w:val="ru_RU" w:bidi="ru_RU"/>
         </w:rPr>
         <w:t>); восстановил отрекшегося от Него Петра (</w:t>
       </w:r>
-      <w:hyperlink r:id="rId34">
-        <w:r>
-          <w:rPr>
-            <w:lang w:val="ru_RU" w:bidi="ru_RU"/>
-          </w:rPr>
-          <w:rPr>
-            <w:color w:val="0000EE"/>
-            <w:u w:val="single"/>
-          </w:rPr>
-          <w:t>21:15–17</w:t>
-        </w:r>
-      </w:hyperlink>
+      <w:r>
+        <w:rPr>
+          <w:lang w:val="ru_RU" w:bidi="ru_RU"/>
+        </w:rPr>
+        <w:t>21:15–17</w:t>
+      </w:r>
       <w:r>
         <w:rPr>
           <w:lang w:val="ru_RU" w:bidi="ru_RU"/>
         </w:rPr>
         <w:t>); и призвал его выполнять порученную ему миссию (</w:t>
       </w:r>
-      <w:hyperlink r:id="rId35">
-        <w:r>
-          <w:rPr>
-            <w:lang w:val="ru_RU" w:bidi="ru_RU"/>
-          </w:rPr>
-          <w:rPr>
-            <w:color w:val="0000EE"/>
-            <w:u w:val="single"/>
-          </w:rPr>
-          <w:t>21:18–19</w:t>
-        </w:r>
-      </w:hyperlink>
+      <w:r>
+        <w:rPr>
+          <w:lang w:val="ru_RU" w:bidi="ru_RU"/>
+        </w:rPr>
+        <w:t>21:18–19</w:t>
+      </w:r>
       <w:r>
         <w:rPr>
           <w:lang w:val="ru_RU" w:bidi="ru_RU"/>
@@ -862,126 +724,84 @@
         </w:rPr>
         <w:t xml:space="preserve">Как и в других Евангелиях, в Евангелии от Иоанна нет прямых указаний на его автора, хотя загадочный образ «любимого ученика» дает четкие подсказки (см. </w:t>
       </w:r>
-      <w:hyperlink r:id="rId36">
-        <w:r>
-          <w:rPr>
-            <w:lang w:val="ru_RU" w:bidi="ru_RU"/>
-          </w:rPr>
-          <w:rPr>
-            <w:color w:val="0000EE"/>
-            <w:u w:val="single"/>
-          </w:rPr>
-          <w:t>13:23</w:t>
-        </w:r>
-      </w:hyperlink>
+      <w:r>
+        <w:rPr>
+          <w:lang w:val="ru_RU" w:bidi="ru_RU"/>
+        </w:rPr>
+        <w:t>13:23</w:t>
+      </w:r>
       <w:r>
         <w:rPr>
           <w:lang w:val="ru_RU" w:bidi="ru_RU"/>
         </w:rPr>
         <w:t xml:space="preserve">; </w:t>
       </w:r>
-      <w:hyperlink r:id="rId37">
-        <w:r>
-          <w:rPr>
-            <w:lang w:val="ru_RU" w:bidi="ru_RU"/>
-          </w:rPr>
-          <w:rPr>
-            <w:color w:val="0000EE"/>
-            <w:u w:val="single"/>
-          </w:rPr>
-          <w:t>19:26–27</w:t>
-        </w:r>
-      </w:hyperlink>
+      <w:r>
+        <w:rPr>
+          <w:lang w:val="ru_RU" w:bidi="ru_RU"/>
+        </w:rPr>
+        <w:t>19:26–27</w:t>
+      </w:r>
       <w:r>
         <w:rPr>
           <w:lang w:val="ru_RU" w:bidi="ru_RU"/>
         </w:rPr>
         <w:t xml:space="preserve">; </w:t>
       </w:r>
-      <w:hyperlink r:id="rId38">
-        <w:r>
-          <w:rPr>
-            <w:lang w:val="ru_RU" w:bidi="ru_RU"/>
-          </w:rPr>
-          <w:rPr>
-            <w:color w:val="0000EE"/>
-            <w:u w:val="single"/>
-          </w:rPr>
-          <w:t>20:2–10</w:t>
-        </w:r>
-      </w:hyperlink>
+      <w:r>
+        <w:rPr>
+          <w:lang w:val="ru_RU" w:bidi="ru_RU"/>
+        </w:rPr>
+        <w:t>20:2–10</w:t>
+      </w:r>
       <w:r>
         <w:rPr>
           <w:lang w:val="ru_RU" w:bidi="ru_RU"/>
         </w:rPr>
         <w:t xml:space="preserve">; </w:t>
       </w:r>
-      <w:hyperlink r:id="rId39">
-        <w:r>
-          <w:rPr>
-            <w:lang w:val="ru_RU" w:bidi="ru_RU"/>
-          </w:rPr>
-          <w:rPr>
-            <w:color w:val="0000EE"/>
-            <w:u w:val="single"/>
-          </w:rPr>
-          <w:t>21:7</w:t>
-        </w:r>
-      </w:hyperlink>
+      <w:r>
+        <w:rPr>
+          <w:lang w:val="ru_RU" w:bidi="ru_RU"/>
+        </w:rPr>
+        <w:t>21:7</w:t>
+      </w:r>
       <w:r>
         <w:rPr>
           <w:lang w:val="ru_RU" w:bidi="ru_RU"/>
         </w:rPr>
         <w:t xml:space="preserve">, </w:t>
       </w:r>
-      <w:hyperlink r:id="rId40">
-        <w:r>
-          <w:rPr>
-            <w:lang w:val="ru_RU" w:bidi="ru_RU"/>
-          </w:rPr>
-          <w:rPr>
-            <w:color w:val="0000EE"/>
-            <w:u w:val="single"/>
-          </w:rPr>
-          <w:t>20–24</w:t>
-        </w:r>
-      </w:hyperlink>
+      <w:r>
+        <w:rPr>
+          <w:lang w:val="ru_RU" w:bidi="ru_RU"/>
+        </w:rPr>
+        <w:t>20–24</w:t>
+      </w:r>
       <w:r>
         <w:rPr>
           <w:lang w:val="ru_RU" w:bidi="ru_RU"/>
         </w:rPr>
         <w:t>). Евангелие от Иоанна должно быть связано с этим человеком, поскольку он указан как источник-очевидец этого повествования о жизни Иисуса (</w:t>
       </w:r>
-      <w:hyperlink r:id="rId15">
-        <w:r>
-          <w:rPr>
-            <w:lang w:val="ru_RU" w:bidi="ru_RU"/>
-          </w:rPr>
-          <w:rPr>
-            <w:color w:val="0000EE"/>
-            <w:u w:val="single"/>
-          </w:rPr>
-          <w:t>19:35</w:t>
-        </w:r>
-      </w:hyperlink>
+      <w:r>
+        <w:rPr>
+          <w:lang w:val="ru_RU" w:bidi="ru_RU"/>
+        </w:rPr>
+        <w:t>19:35</w:t>
+      </w:r>
       <w:r>
         <w:rPr>
           <w:lang w:val="ru_RU" w:bidi="ru_RU"/>
         </w:rPr>
         <w:t xml:space="preserve">; </w:t>
       </w:r>
-      <w:hyperlink r:id="rId40">
-        <w:r>
-          <w:rPr>
-            <w:lang w:val="ru_RU" w:bidi="ru_RU"/>
-          </w:rPr>
-          <w:rPr>
-            <w:color w:val="0000EE"/>
-            <w:u w:val="single"/>
-          </w:rPr>
-          <w:t>21:20–24</w:t>
-        </w:r>
-      </w:hyperlink>
+      <w:r>
+        <w:rPr>
+          <w:lang w:val="ru_RU" w:bidi="ru_RU"/>
+        </w:rPr>
+        <w:t>21:20–24</w:t>
+      </w:r>
       <w:r>
         <w:rPr>
           <w:lang w:val="ru_RU" w:bidi="ru_RU"/>
@@ -1015,54 +835,36 @@
         </w:rPr>
         <w:t xml:space="preserve">3.23). Иоанн был одним из Двенадцати и вместе с Иаковом (его братом) и Петром принадлежал к близкому кругу учеников Иисуса (например, см. </w:t>
       </w:r>
-      <w:hyperlink r:id="rId41">
-        <w:r>
-          <w:rPr>
-            <w:lang w:val="ru_RU" w:bidi="ru_RU"/>
-          </w:rPr>
-          <w:rPr>
-            <w:color w:val="0000EE"/>
-            <w:u w:val="single"/>
-          </w:rPr>
-          <w:t>Мф. 26:36–37</w:t>
-        </w:r>
-      </w:hyperlink>
+      <w:r>
+        <w:rPr>
+          <w:lang w:val="ru_RU" w:bidi="ru_RU"/>
+        </w:rPr>
+        <w:t>Мф. 26:36–37</w:t>
+      </w:r>
       <w:r>
         <w:rPr>
           <w:lang w:val="ru_RU" w:bidi="ru_RU"/>
         </w:rPr>
         <w:t xml:space="preserve">; </w:t>
       </w:r>
-      <w:hyperlink r:id="rId42">
-        <w:r>
-          <w:rPr>
-            <w:lang w:val="ru_RU" w:bidi="ru_RU"/>
-          </w:rPr>
-          <w:rPr>
-            <w:color w:val="0000EE"/>
-            <w:u w:val="single"/>
-          </w:rPr>
-          <w:t>Мк. 5:37</w:t>
-        </w:r>
-      </w:hyperlink>
+      <w:r>
+        <w:rPr>
+          <w:lang w:val="ru_RU" w:bidi="ru_RU"/>
+        </w:rPr>
+        <w:t>Мк. 5:37</w:t>
+      </w:r>
       <w:r>
         <w:rPr>
           <w:lang w:val="ru_RU" w:bidi="ru_RU"/>
         </w:rPr>
         <w:t xml:space="preserve">; </w:t>
       </w:r>
-      <w:hyperlink r:id="rId43">
-        <w:r>
-          <w:rPr>
-            <w:lang w:val="ru_RU" w:bidi="ru_RU"/>
-          </w:rPr>
-          <w:rPr>
-            <w:color w:val="0000EE"/>
-            <w:u w:val="single"/>
-          </w:rPr>
-          <w:t>9:2</w:t>
-        </w:r>
-      </w:hyperlink>
+      <w:r>
+        <w:rPr>
+          <w:lang w:val="ru_RU" w:bidi="ru_RU"/>
+        </w:rPr>
+        <w:t>9:2</w:t>
+      </w:r>
       <w:r>
         <w:rPr>
           <w:lang w:val="ru_RU" w:bidi="ru_RU"/>
@@ -1121,54 +923,36 @@
         </w:rPr>
         <w:t xml:space="preserve"> это еврейское слово, означающее «учитель» (</w:t>
       </w:r>
-      <w:hyperlink r:id="rId44">
-        <w:r>
-          <w:rPr>
-            <w:lang w:val="ru_RU" w:bidi="ru_RU"/>
-          </w:rPr>
-          <w:rPr>
-            <w:color w:val="0000EE"/>
-            <w:u w:val="single"/>
-          </w:rPr>
-          <w:t>1:38</w:t>
-        </w:r>
-      </w:hyperlink>
+      <w:r>
+        <w:rPr>
+          <w:lang w:val="ru_RU" w:bidi="ru_RU"/>
+        </w:rPr>
+        <w:t>1:38</w:t>
+      </w:r>
       <w:r>
         <w:rPr>
           <w:lang w:val="ru_RU" w:bidi="ru_RU"/>
         </w:rPr>
         <w:t>), и указал альтернативное название Галилейского моря (</w:t>
       </w:r>
-      <w:hyperlink r:id="rId45">
-        <w:r>
-          <w:rPr>
-            <w:lang w:val="ru_RU" w:bidi="ru_RU"/>
-          </w:rPr>
-          <w:rPr>
-            <w:color w:val="0000EE"/>
-            <w:u w:val="single"/>
-          </w:rPr>
-          <w:t>6:1</w:t>
-        </w:r>
-      </w:hyperlink>
+      <w:r>
+        <w:rPr>
+          <w:lang w:val="ru_RU" w:bidi="ru_RU"/>
+        </w:rPr>
+        <w:t>6:1</w:t>
+      </w:r>
       <w:r>
         <w:rPr>
           <w:lang w:val="ru_RU" w:bidi="ru_RU"/>
         </w:rPr>
         <w:t>). В то же время Иоанн полагал, что его читатели знакомы с иудейскими традициями, понятиями и праздниками. Вероятно, они также были знакомы с основной историей, изложенной в Евангелии от Марка. Например, Иоанн упоминает о заключении Иоанна Крестителя в темницу (</w:t>
       </w:r>
-      <w:hyperlink r:id="rId46">
-        <w:r>
-          <w:rPr>
-            <w:lang w:val="ru_RU" w:bidi="ru_RU"/>
-          </w:rPr>
-          <w:rPr>
-            <w:color w:val="0000EE"/>
-            <w:u w:val="single"/>
-          </w:rPr>
-          <w:t>3:24</w:t>
-        </w:r>
-      </w:hyperlink>
+      <w:r>
+        <w:rPr>
+          <w:lang w:val="ru_RU" w:bidi="ru_RU"/>
+        </w:rPr>
+        <w:t>3:24</w:t>
+      </w:r>
       <w:r>
         <w:rPr>
           <w:lang w:val="ru_RU" w:bidi="ru_RU"/>
@@ -1200,54 +984,36 @@
         </w:rPr>
         <w:t>Откровение и искупление. «И свет во тьме светит, и тьма не объяла его» (</w:t>
       </w:r>
-      <w:hyperlink r:id="rId47">
-        <w:r>
-          <w:rPr>
-            <w:lang w:val="ru_RU" w:bidi="ru_RU"/>
-          </w:rPr>
-          <w:rPr>
-            <w:color w:val="0000EE"/>
-            <w:u w:val="single"/>
-          </w:rPr>
-          <w:t>1:5</w:t>
-        </w:r>
-      </w:hyperlink>
+      <w:r>
+        <w:rPr>
+          <w:lang w:val="ru_RU" w:bidi="ru_RU"/>
+        </w:rPr>
+        <w:t>1:5</w:t>
+      </w:r>
       <w:r>
         <w:rPr>
           <w:lang w:val="ru_RU" w:bidi="ru_RU"/>
         </w:rPr>
         <w:t>). Свет Божий «поселился» в мире: Христос показывает Отца (</w:t>
       </w:r>
-      <w:hyperlink r:id="rId48">
-        <w:r>
-          <w:rPr>
-            <w:lang w:val="ru_RU" w:bidi="ru_RU"/>
-          </w:rPr>
-          <w:rPr>
-            <w:color w:val="0000EE"/>
-            <w:u w:val="single"/>
-          </w:rPr>
-          <w:t>14:9</w:t>
-        </w:r>
-      </w:hyperlink>
+      <w:r>
+        <w:rPr>
+          <w:lang w:val="ru_RU" w:bidi="ru_RU"/>
+        </w:rPr>
+        <w:t>14:9</w:t>
+      </w:r>
       <w:r>
         <w:rPr>
           <w:lang w:val="ru_RU" w:bidi="ru_RU"/>
         </w:rPr>
         <w:t>). Во Христе мы видим Божью славу в человеческом облике. И хотя Иисуса преследовали, судили и распяли, Его свет невозможно погасить. Цель Иисуса, явившего Бога, – искупить людей: «В Нем была жизнь, и жизнь была свет человеков» (</w:t>
       </w:r>
-      <w:hyperlink r:id="rId49">
-        <w:r>
-          <w:rPr>
-            <w:lang w:val="ru_RU" w:bidi="ru_RU"/>
-          </w:rPr>
-          <w:rPr>
-            <w:color w:val="0000EE"/>
-            <w:u w:val="single"/>
-          </w:rPr>
-          <w:t>1:4</w:t>
-        </w:r>
-      </w:hyperlink>
+      <w:r>
+        <w:rPr>
+          <w:lang w:val="ru_RU" w:bidi="ru_RU"/>
+        </w:rPr>
+        <w:t>1:4</w:t>
+      </w:r>
       <w:r>
         <w:rPr>
           <w:lang w:val="ru_RU" w:bidi="ru_RU"/>
@@ -1268,72 +1034,48 @@
         </w:rPr>
         <w:t>Поклонение и Дух. Поклонение должно происходить «в духе и истине» (</w:t>
       </w:r>
-      <w:hyperlink r:id="rId50">
-        <w:r>
-          <w:rPr>
-            <w:lang w:val="ru_RU" w:bidi="ru_RU"/>
-          </w:rPr>
-          <w:rPr>
-            <w:color w:val="0000EE"/>
-            <w:u w:val="single"/>
-          </w:rPr>
-          <w:t>4:24</w:t>
-        </w:r>
-      </w:hyperlink>
+      <w:r>
+        <w:rPr>
+          <w:lang w:val="ru_RU" w:bidi="ru_RU"/>
+        </w:rPr>
+        <w:t>4:24</w:t>
+      </w:r>
       <w:r>
         <w:rPr>
           <w:lang w:val="ru_RU" w:bidi="ru_RU"/>
         </w:rPr>
         <w:t>), в силе и под водительством Духа Божьего. Никодиму нужно было родиться от «воды и Духа», чтобы войти в Царство Божье (</w:t>
       </w:r>
-      <w:hyperlink r:id="rId51">
-        <w:r>
-          <w:rPr>
-            <w:lang w:val="ru_RU" w:bidi="ru_RU"/>
-          </w:rPr>
-          <w:rPr>
-            <w:color w:val="0000EE"/>
-            <w:u w:val="single"/>
-          </w:rPr>
-          <w:t>3:5</w:t>
-        </w:r>
-      </w:hyperlink>
+      <w:r>
+        <w:rPr>
+          <w:lang w:val="ru_RU" w:bidi="ru_RU"/>
+        </w:rPr>
+        <w:t>3:5</w:t>
+      </w:r>
       <w:r>
         <w:rPr>
           <w:lang w:val="ru_RU" w:bidi="ru_RU"/>
         </w:rPr>
         <w:t>). В Галилее, накормив 5 000 человек, Иисус сказал толпе, что хлеб живой – в Его теле, которое должно быть принесено в жертву. Он велел им вкушать Его тело и кровь, символы Вечери Господней (</w:t>
       </w:r>
-      <w:hyperlink r:id="rId52">
-        <w:r>
-          <w:rPr>
-            <w:lang w:val="ru_RU" w:bidi="ru_RU"/>
-          </w:rPr>
-          <w:rPr>
-            <w:color w:val="0000EE"/>
-            <w:u w:val="single"/>
-          </w:rPr>
-          <w:t>6:51–59</w:t>
-        </w:r>
-      </w:hyperlink>
+      <w:r>
+        <w:rPr>
+          <w:lang w:val="ru_RU" w:bidi="ru_RU"/>
+        </w:rPr>
+        <w:t>6:51–59</w:t>
+      </w:r>
       <w:r>
         <w:rPr>
           <w:lang w:val="ru_RU" w:bidi="ru_RU"/>
         </w:rPr>
         <w:t xml:space="preserve">). Однако поклонение, сосредоточенное только на отдельных элементах и не сопровождаемое Духом Божьим, ничего не стоит (см. </w:t>
       </w:r>
-      <w:hyperlink r:id="rId53">
-        <w:r>
-          <w:rPr>
-            <w:lang w:val="ru_RU" w:bidi="ru_RU"/>
-          </w:rPr>
-          <w:rPr>
-            <w:color w:val="0000EE"/>
-            <w:u w:val="single"/>
-          </w:rPr>
-          <w:t>6:63</w:t>
-        </w:r>
-      </w:hyperlink>
+      <w:r>
+        <w:rPr>
+          <w:lang w:val="ru_RU" w:bidi="ru_RU"/>
+        </w:rPr>
+        <w:t>6:63</w:t>
+      </w:r>
       <w:r>
         <w:rPr>
           <w:lang w:val="ru_RU" w:bidi="ru_RU"/>
@@ -1354,162 +1096,108 @@
         </w:rPr>
         <w:t>Иисус Христос. Иоанн записал слова Иисуса о Его природе, происхождении и отношениях с Отцом. Иисус подтвердил Свое единство с Отцом (</w:t>
       </w:r>
-      <w:hyperlink r:id="rId54">
-        <w:r>
-          <w:rPr>
-            <w:lang w:val="ru_RU" w:bidi="ru_RU"/>
-          </w:rPr>
-          <w:rPr>
-            <w:color w:val="0000EE"/>
-            <w:u w:val="single"/>
-          </w:rPr>
-          <w:t>10:30</w:t>
-        </w:r>
-      </w:hyperlink>
+      <w:r>
+        <w:rPr>
+          <w:lang w:val="ru_RU" w:bidi="ru_RU"/>
+        </w:rPr>
+        <w:t>10:30</w:t>
+      </w:r>
       <w:r>
         <w:rPr>
           <w:lang w:val="ru_RU" w:bidi="ru_RU"/>
         </w:rPr>
         <w:t xml:space="preserve">; </w:t>
       </w:r>
-      <w:hyperlink r:id="rId55">
-        <w:r>
-          <w:rPr>
-            <w:lang w:val="ru_RU" w:bidi="ru_RU"/>
-          </w:rPr>
-          <w:rPr>
-            <w:color w:val="0000EE"/>
-            <w:u w:val="single"/>
-          </w:rPr>
-          <w:t>14:9–10</w:t>
-        </w:r>
-      </w:hyperlink>
+      <w:r>
+        <w:rPr>
+          <w:lang w:val="ru_RU" w:bidi="ru_RU"/>
+        </w:rPr>
+        <w:t>14:9–10</w:t>
+      </w:r>
       <w:r>
         <w:rPr>
           <w:lang w:val="ru_RU" w:bidi="ru_RU"/>
         </w:rPr>
         <w:t>) и единство цели (</w:t>
       </w:r>
-      <w:hyperlink r:id="rId56">
-        <w:r>
-          <w:rPr>
-            <w:lang w:val="ru_RU" w:bidi="ru_RU"/>
-          </w:rPr>
-          <w:rPr>
-            <w:color w:val="0000EE"/>
-            <w:u w:val="single"/>
-          </w:rPr>
-          <w:t>5:17</w:t>
-        </w:r>
-      </w:hyperlink>
+      <w:r>
+        <w:rPr>
+          <w:lang w:val="ru_RU" w:bidi="ru_RU"/>
+        </w:rPr>
+        <w:t>5:17</w:t>
+      </w:r>
       <w:r>
         <w:rPr>
           <w:lang w:val="ru_RU" w:bidi="ru_RU"/>
         </w:rPr>
         <w:t xml:space="preserve">; </w:t>
       </w:r>
-      <w:hyperlink r:id="rId57">
-        <w:r>
-          <w:rPr>
-            <w:lang w:val="ru_RU" w:bidi="ru_RU"/>
-          </w:rPr>
-          <w:rPr>
-            <w:color w:val="0000EE"/>
-            <w:u w:val="single"/>
-          </w:rPr>
-          <w:t>8:42</w:t>
-        </w:r>
-      </w:hyperlink>
+      <w:r>
+        <w:rPr>
+          <w:lang w:val="ru_RU" w:bidi="ru_RU"/>
+        </w:rPr>
+        <w:t>8:42</w:t>
+      </w:r>
       <w:r>
         <w:rPr>
           <w:lang w:val="ru_RU" w:bidi="ru_RU"/>
         </w:rPr>
         <w:t>), а также Их личностные различия (</w:t>
       </w:r>
-      <w:hyperlink r:id="rId58">
-        <w:r>
-          <w:rPr>
-            <w:lang w:val="ru_RU" w:bidi="ru_RU"/>
-          </w:rPr>
-          <w:rPr>
-            <w:color w:val="0000EE"/>
-            <w:u w:val="single"/>
-          </w:rPr>
-          <w:t>14:28</w:t>
-        </w:r>
-      </w:hyperlink>
+      <w:r>
+        <w:rPr>
+          <w:lang w:val="ru_RU" w:bidi="ru_RU"/>
+        </w:rPr>
+        <w:t>14:28</w:t>
+      </w:r>
       <w:r>
         <w:rPr>
           <w:lang w:val="ru_RU" w:bidi="ru_RU"/>
         </w:rPr>
         <w:t xml:space="preserve">; </w:t>
       </w:r>
-      <w:hyperlink r:id="rId59">
-        <w:r>
-          <w:rPr>
-            <w:lang w:val="ru_RU" w:bidi="ru_RU"/>
-          </w:rPr>
-          <w:rPr>
-            <w:color w:val="0000EE"/>
-            <w:u w:val="single"/>
-          </w:rPr>
-          <w:t>17:1–5</w:t>
-        </w:r>
-      </w:hyperlink>
+      <w:r>
+        <w:rPr>
+          <w:lang w:val="ru_RU" w:bidi="ru_RU"/>
+        </w:rPr>
+        <w:t>17:1–5</w:t>
+      </w:r>
       <w:r>
         <w:rPr>
           <w:lang w:val="ru_RU" w:bidi="ru_RU"/>
         </w:rPr>
         <w:t xml:space="preserve">). Иисус даже использовал титул («Я есмь»), который Бог использовал в отношении Себя в Ветхом Завете, подтверждая таким образом Свою Божественность (см. </w:t>
       </w:r>
-      <w:hyperlink r:id="rId60">
-        <w:r>
-          <w:rPr>
-            <w:lang w:val="ru_RU" w:bidi="ru_RU"/>
-          </w:rPr>
-          <w:rPr>
-            <w:color w:val="0000EE"/>
-            <w:u w:val="single"/>
-          </w:rPr>
-          <w:t>8:58</w:t>
-        </w:r>
-      </w:hyperlink>
+      <w:r>
+        <w:rPr>
+          <w:lang w:val="ru_RU" w:bidi="ru_RU"/>
+        </w:rPr>
+        <w:t>8:58</w:t>
+      </w:r>
       <w:r>
         <w:rPr>
           <w:lang w:val="ru_RU" w:bidi="ru_RU"/>
         </w:rPr>
         <w:t xml:space="preserve">; </w:t>
       </w:r>
-      <w:hyperlink r:id="rId61">
-        <w:r>
-          <w:rPr>
-            <w:lang w:val="ru_RU" w:bidi="ru_RU"/>
-          </w:rPr>
-          <w:rPr>
-            <w:color w:val="0000EE"/>
-            <w:u w:val="single"/>
-          </w:rPr>
-          <w:t>18:4–5</w:t>
-        </w:r>
-      </w:hyperlink>
+      <w:r>
+        <w:rPr>
+          <w:lang w:val="ru_RU" w:bidi="ru_RU"/>
+        </w:rPr>
+        <w:t>18:4–5</w:t>
+      </w:r>
       <w:r>
         <w:rPr>
           <w:lang w:val="ru_RU" w:bidi="ru_RU"/>
         </w:rPr>
         <w:t xml:space="preserve">; </w:t>
       </w:r>
-      <w:hyperlink r:id="rId62">
-        <w:r>
-          <w:rPr>
-            <w:lang w:val="ru_RU" w:bidi="ru_RU"/>
-          </w:rPr>
-          <w:rPr>
-            <w:color w:val="0000EE"/>
-            <w:u w:val="single"/>
-          </w:rPr>
-          <w:t>Исх. 3:13–14</w:t>
-        </w:r>
-      </w:hyperlink>
+      <w:r>
+        <w:rPr>
+          <w:lang w:val="ru_RU" w:bidi="ru_RU"/>
+        </w:rPr>
+        <w:t>Исх. 3:13–14</w:t>
+      </w:r>
       <w:r>
         <w:rPr>
           <w:lang w:val="ru_RU" w:bidi="ru_RU"/>
@@ -1530,90 +1218,60 @@
         </w:rPr>
         <w:t>Святой Дух. Евангелие от Иоанна подчеркивает работу Святого Духа как основной аспект человеческого опыта Иисуса (</w:t>
       </w:r>
-      <w:hyperlink r:id="rId63">
-        <w:r>
-          <w:rPr>
-            <w:lang w:val="ru_RU" w:bidi="ru_RU"/>
-          </w:rPr>
-          <w:rPr>
-            <w:color w:val="0000EE"/>
-            <w:u w:val="single"/>
-          </w:rPr>
-          <w:t>гл. 4</w:t>
-        </w:r>
-      </w:hyperlink>
+      <w:r>
+        <w:rPr>
+          <w:lang w:val="ru_RU" w:bidi="ru_RU"/>
+        </w:rPr>
+        <w:t>гл. 4</w:t>
+      </w:r>
       <w:r>
         <w:rPr>
           <w:lang w:val="ru_RU" w:bidi="ru_RU"/>
         </w:rPr>
         <w:t xml:space="preserve">, </w:t>
       </w:r>
-      <w:hyperlink r:id="rId64">
-        <w:r>
-          <w:rPr>
-            <w:lang w:val="ru_RU" w:bidi="ru_RU"/>
-          </w:rPr>
-          <w:rPr>
-            <w:color w:val="0000EE"/>
-            <w:u w:val="single"/>
-          </w:rPr>
-          <w:t>7</w:t>
-        </w:r>
-      </w:hyperlink>
+      <w:r>
+        <w:rPr>
+          <w:lang w:val="ru_RU" w:bidi="ru_RU"/>
+        </w:rPr>
+        <w:t>7</w:t>
+      </w:r>
       <w:r>
         <w:rPr>
           <w:lang w:val="ru_RU" w:bidi="ru_RU"/>
         </w:rPr>
         <w:t xml:space="preserve">) и наших жизней (гл. </w:t>
       </w:r>
-      <w:hyperlink r:id="rId65">
-        <w:r>
-          <w:rPr>
-            <w:lang w:val="ru_RU" w:bidi="ru_RU"/>
-          </w:rPr>
-          <w:rPr>
-            <w:color w:val="0000EE"/>
-            <w:u w:val="single"/>
-          </w:rPr>
-          <w:t>3</w:t>
-        </w:r>
-      </w:hyperlink>
+      <w:r>
+        <w:rPr>
+          <w:lang w:val="ru_RU" w:bidi="ru_RU"/>
+        </w:rPr>
+        <w:t>3</w:t>
+      </w:r>
       <w:r>
         <w:rPr>
           <w:lang w:val="ru_RU" w:bidi="ru_RU"/>
         </w:rPr>
         <w:t xml:space="preserve">, </w:t>
       </w:r>
-      <w:hyperlink r:id="rId66">
-        <w:r>
-          <w:rPr>
-            <w:lang w:val="ru_RU" w:bidi="ru_RU"/>
-          </w:rPr>
-          <w:rPr>
-            <w:color w:val="0000EE"/>
-            <w:u w:val="single"/>
-          </w:rPr>
-          <w:t>14</w:t>
-        </w:r>
-      </w:hyperlink>
+      <w:r>
+        <w:rPr>
+          <w:lang w:val="ru_RU" w:bidi="ru_RU"/>
+        </w:rPr>
+        <w:t>14</w:t>
+      </w:r>
       <w:r>
         <w:rPr>
           <w:lang w:val="ru_RU" w:bidi="ru_RU"/>
         </w:rPr>
         <w:t xml:space="preserve">, и </w:t>
       </w:r>
-      <w:hyperlink r:id="rId67">
-        <w:r>
-          <w:rPr>
-            <w:lang w:val="ru_RU" w:bidi="ru_RU"/>
-          </w:rPr>
-          <w:rPr>
-            <w:color w:val="0000EE"/>
-            <w:u w:val="single"/>
-          </w:rPr>
-          <w:t>16</w:t>
-        </w:r>
-      </w:hyperlink>
+      <w:r>
+        <w:rPr>
+          <w:lang w:val="ru_RU" w:bidi="ru_RU"/>
+        </w:rPr>
+        <w:t>16</w:t>
+      </w:r>
       <w:r>
         <w:rPr>
           <w:lang w:val="ru_RU" w:bidi="ru_RU"/>
@@ -1634,90 +1292,60 @@
         </w:rPr>
         <w:t>Миссия Церкви. Бог послал Иисуса в мир (</w:t>
       </w:r>
-      <w:hyperlink r:id="rId68">
-        <w:r>
-          <w:rPr>
-            <w:lang w:val="ru_RU" w:bidi="ru_RU"/>
-          </w:rPr>
-          <w:rPr>
-            <w:color w:val="0000EE"/>
-            <w:u w:val="single"/>
-          </w:rPr>
-          <w:t>8:18</w:t>
-        </w:r>
-      </w:hyperlink>
+      <w:r>
+        <w:rPr>
+          <w:lang w:val="ru_RU" w:bidi="ru_RU"/>
+        </w:rPr>
+        <w:t>8:18</w:t>
+      </w:r>
       <w:r>
         <w:rPr>
           <w:lang w:val="ru_RU" w:bidi="ru_RU"/>
         </w:rPr>
         <w:t>), чтобы провозгласить Его славу и возвестить Благую Весть об искуплении. После возвращения на небеса Сын продолжил выполнять Свою миссию через Духа (</w:t>
       </w:r>
-      <w:hyperlink r:id="rId69">
-        <w:r>
-          <w:rPr>
-            <w:lang w:val="ru_RU" w:bidi="ru_RU"/>
-          </w:rPr>
-          <w:rPr>
-            <w:color w:val="0000EE"/>
-            <w:u w:val="single"/>
-          </w:rPr>
-          <w:t>16:5–11</w:t>
-        </w:r>
-      </w:hyperlink>
+      <w:r>
+        <w:rPr>
+          <w:lang w:val="ru_RU" w:bidi="ru_RU"/>
+        </w:rPr>
+        <w:t>16:5–11</w:t>
+      </w:r>
       <w:r>
         <w:rPr>
           <w:lang w:val="ru_RU" w:bidi="ru_RU"/>
         </w:rPr>
         <w:t>), Который, в свою очередь, наполнит Церковь и поможет верующим выполнить миссию Иисуса в мире (</w:t>
       </w:r>
-      <w:hyperlink r:id="rId70">
-        <w:r>
-          <w:rPr>
-            <w:lang w:val="ru_RU" w:bidi="ru_RU"/>
-          </w:rPr>
-          <w:rPr>
-            <w:color w:val="0000EE"/>
-            <w:u w:val="single"/>
-          </w:rPr>
-          <w:t>20:20–23</w:t>
-        </w:r>
-      </w:hyperlink>
+      <w:r>
+        <w:rPr>
+          <w:lang w:val="ru_RU" w:bidi="ru_RU"/>
+        </w:rPr>
+        <w:t>20:20–23</w:t>
+      </w:r>
       <w:r>
         <w:rPr>
           <w:lang w:val="ru_RU" w:bidi="ru_RU"/>
         </w:rPr>
         <w:t xml:space="preserve">; </w:t>
       </w:r>
-      <w:hyperlink r:id="rId71">
-        <w:r>
-          <w:rPr>
-            <w:lang w:val="ru_RU" w:bidi="ru_RU"/>
-          </w:rPr>
-          <w:rPr>
-            <w:color w:val="0000EE"/>
-            <w:u w:val="single"/>
-          </w:rPr>
-          <w:t>Мф. 28:18–20</w:t>
-        </w:r>
-      </w:hyperlink>
+      <w:r>
+        <w:rPr>
+          <w:lang w:val="ru_RU" w:bidi="ru_RU"/>
+        </w:rPr>
+        <w:t>Мф. 28:18–20</w:t>
+      </w:r>
       <w:r>
         <w:rPr>
           <w:lang w:val="ru_RU" w:bidi="ru_RU"/>
         </w:rPr>
         <w:t xml:space="preserve">; </w:t>
       </w:r>
-      <w:hyperlink r:id="rId72">
-        <w:r>
-          <w:rPr>
-            <w:lang w:val="ru_RU" w:bidi="ru_RU"/>
-          </w:rPr>
-          <w:rPr>
-            <w:color w:val="0000EE"/>
-            <w:u w:val="single"/>
-          </w:rPr>
-          <w:t>Деян. 1:7–8</w:t>
-        </w:r>
-      </w:hyperlink>
+      <w:r>
+        <w:rPr>
+          <w:lang w:val="ru_RU" w:bidi="ru_RU"/>
+        </w:rPr>
+        <w:t>Деян. 1:7–8</w:t>
+      </w:r>
       <w:r>
         <w:rPr>
           <w:lang w:val="ru_RU" w:bidi="ru_RU"/>
@@ -1738,18 +1366,12 @@
         </w:rPr>
         <w:t xml:space="preserve">Последнее время. Ранние христиане с нетерпением ожидали возвращения Христа, и Иоанн подтверждает это ожидание. Тем не менее, пока что верующие могут ощутить долгожданное присутствие Иисуса в Святом Духе. Объявление Иисуса о пришествии Духа напоминает Его слова о Собственном втором пришествии (см. </w:t>
       </w:r>
-      <w:hyperlink r:id="rId73">
-        <w:r>
-          <w:rPr>
-            <w:lang w:val="ru_RU" w:bidi="ru_RU"/>
-          </w:rPr>
-          <w:rPr>
-            <w:color w:val="0000EE"/>
-            <w:u w:val="single"/>
-          </w:rPr>
-          <w:t>14:15–26</w:t>
-        </w:r>
-      </w:hyperlink>
+      <w:r>
+        <w:rPr>
+          <w:lang w:val="ru_RU" w:bidi="ru_RU"/>
+        </w:rPr>
+        <w:t>14:15–26</w:t>
+      </w:r>
       <w:r>
         <w:rPr>
           <w:lang w:val="ru_RU" w:bidi="ru_RU"/>
